--- a/Publisher_Ready_Curriculum/02_Chemistry_East_Meadow_Refactor/04_Gas_Laws/05_Combined_Gas_Law/Answer_Key.docx
+++ b/Publisher_Ready_Curriculum/02_Chemistry_East_Meadow_Refactor/04_Gas_Laws/05_Combined_Gas_Law/Answer_Key.docx
@@ -639,7 +639,7 @@
         </w:numPr>
       </w:pPr>
       <w:r>
-        <w:t xml:space="preserve">Any mention of how the three earlier gas laws (Boyle’s, Charles’s, Gay-Lussac’s) fold into the single combined equation — students who articulate that they no longer need three separate formulas are showing the conceptual consolidation the lesson targets.</w:t>
+        <w:t xml:space="preserve">Any mention of how the three earlier relationships (pressure–volume, temperature–volume, temperature–pressure) fold into the single combined equation — students who articulate that they no longer need three separate formulas are showing the conceptual consolidation the lesson targets.</w:t>
       </w:r>
     </w:p>
     <w:p>
